--- a/contracts/templates_pdf/template_domanda_ammissione_en.docx
+++ b/contracts/templates_pdf/template_domanda_ammissione_en.docx
@@ -1032,6 +1032,9 @@
               <w:t xml:space="preserve">{{ ln.service_name_snapshot }}{% if ln.variant_label_snapshot %} – {{ ln.variant_label_snapshot }}{% endif %}</w:t>
             </w:r>
             <w:r>
+              <w:t>{%r if ln.is_prezzo_revisionato %}</w:t>
+            </w:r>
+            <w:r>
               <w:rPr>
                 <w:rFonts w:ascii="Arial" w:hAnsi="Arial" w:cs="Arial"/>
                 <w:b/>
@@ -1039,7 +1042,10 @@
                 <w:sz w:val="18"/>
               </w:rPr>
               <w:br/>
-              <w:t xml:space="preserve">{% if ln.is_prezzo_revisionato %}{% if ln.is_sconto_esplicito %}RESERVED DISCOUNT € {{ ln.sconto_eur|format_currency }}{% else %}RESERVED PRICE € {{ ln.prezzo_riservato|format_currency }}{% endif %}{% endif %}</w:t>
+              <w:t xml:space="preserve">{% if ln.is_sconto_esplicito %}RESERVED DISCOUNT € {{ ln.sconto_eur|format_currency }}{% else %}RESERVED PRICE € {{ ln.prezzo_riservato|format_currency }}{% endif %}</w:t>
+            </w:r>
+            <w:r>
+              <w:t>{%r endif %}</w:t>
             </w:r>
           </w:p>
         </w:tc>

--- a/contracts/templates_pdf/template_domanda_ammissione_en.docx
+++ b/contracts/templates_pdf/template_domanda_ammissione_en.docx
@@ -1720,7 +1720,7 @@
           <w:sz w:val="20"/>
           <w:szCs w:val="20"/>
         </w:rPr>
-        <w:t xml:space="preserve">{% endif %}BALANCE: €</w:t>
+        <w:t>{% endif %}</w:t>
       </w:r>
       <w:r>
         <w:rPr>
@@ -1731,7 +1731,6 @@
           <w:sz w:val="20"/>
           <w:szCs w:val="20"/>
         </w:rPr>
-        <w:t xml:space="preserve"> </w:t>
       </w:r>
       <w:r>
         <w:rPr>
@@ -1743,7 +1742,6 @@
           <w:sz w:val="20"/>
           <w:szCs w:val="20"/>
         </w:rPr>
-        <w:t xml:space="preserve">{{ contract.balance_amount|format_currency }}</w:t>
       </w:r>
       <w:r>
         <w:rPr>
@@ -1753,7 +1751,6 @@
           <w:sz w:val="20"/>
           <w:szCs w:val="20"/>
         </w:rPr>
-        <w:t xml:space="preserve"> </w:t>
       </w:r>
       <w:r>
         <w:rPr>
@@ -1763,7 +1760,7 @@
           <w:sz w:val="20"/>
           <w:szCs w:val="20"/>
         </w:rPr>
-        <w:t xml:space="preserve">to be paid with fixed value date on {{ contract.balance_due_date|format_date|default('___________', true) }}.</w:t>
+        <w:t>{{ contract.payment_clause_text }}</w:t>
       </w:r>
     </w:p>
     <w:p>

--- a/contracts/templates_pdf/template_domanda_ammissione_en.docx
+++ b/contracts/templates_pdf/template_domanda_ammissione_en.docx
@@ -1510,7 +1510,7 @@
           <w:sz w:val="20"/>
           <w:szCs w:val="20"/>
         </w:rPr>
-        <w:t xml:space="preserve">: VALET Società Responsabilità Limitata </w:t>
+        <w:t xml:space="preserve">: {{ organizer_name or "VALET Società Responsabilità Limitata" }} </w:t>
       </w:r>
     </w:p>
     <w:p>

--- a/contracts/templates_pdf/template_domanda_ammissione_en.docx
+++ b/contracts/templates_pdf/template_domanda_ammissione_en.docx
@@ -1437,6 +1437,42 @@
         </w:tc>
       </w:tr>
     </w:tbl>
+    <w:p/>
+    <w:p>
+      <w:r>
+        <w:rPr>
+          <w:rFonts w:ascii="Arial" w:hAnsi="Arial"/>
+          <w:sz w:val="18"/>
+        </w:rPr>
+        <w:t xml:space="preserve">{%p if stand_notes %}</w:t>
+      </w:r>
+    </w:p>
+    <w:p>
+      <w:r>
+        <w:rPr>
+          <w:rFonts w:ascii="Arial" w:hAnsi="Arial"/>
+          <w:sz w:val="18"/>
+          <w:b/>
+        </w:rPr>
+        <w:t xml:space="preserve">Exhibition space notes: </w:t>
+      </w:r>
+      <w:r>
+        <w:rPr>
+          <w:rFonts w:ascii="Arial" w:hAnsi="Arial"/>
+          <w:sz w:val="18"/>
+        </w:rPr>
+        <w:t xml:space="preserve">{{ stand_notes }}</w:t>
+      </w:r>
+    </w:p>
+    <w:p>
+      <w:r>
+        <w:rPr>
+          <w:rFonts w:ascii="Arial" w:hAnsi="Arial"/>
+          <w:sz w:val="18"/>
+        </w:rPr>
+        <w:t xml:space="preserve">{%p endif %}</w:t>
+      </w:r>
+    </w:p>
     <w:p>
       <w:pPr>
         <w:autoSpaceDE w:val="0"/>

--- a/contracts/templates_pdf/template_domanda_ammissione_en.docx
+++ b/contracts/templates_pdf/template_domanda_ammissione_en.docx
@@ -43,6 +43,49 @@
           <w:szCs w:val="40"/>
         </w:rPr>
         <w:t xml:space="preserve">APPLICATION FOR ADMISSION</w:t>
+      </w:r>
+    </w:p>
+    <w:p>
+      <w:pPr>
+        <w:spacing w:before="40" w:after="40"/>
+      </w:pPr>
+      <w:r>
+        <w:rPr>
+          <w:b w:val="0"/>
+          <w:sz w:val="20"/>
+        </w:rPr>
+        <w:t>{%p if contract.customer_reference %}</w:t>
+      </w:r>
+    </w:p>
+    <w:p>
+      <w:pPr>
+        <w:spacing w:before="40" w:after="40"/>
+      </w:pPr>
+      <w:r>
+        <w:rPr>
+          <w:b/>
+          <w:sz w:val="20"/>
+        </w:rPr>
+        <w:t xml:space="preserve">Your reference: </w:t>
+      </w:r>
+      <w:r>
+        <w:rPr>
+          <w:b w:val="0"/>
+          <w:sz w:val="20"/>
+        </w:rPr>
+        <w:t>{{ contract.customer_reference }}</w:t>
+      </w:r>
+    </w:p>
+    <w:p>
+      <w:pPr>
+        <w:spacing w:before="40" w:after="40"/>
+      </w:pPr>
+      <w:r>
+        <w:rPr>
+          <w:b w:val="0"/>
+          <w:sz w:val="20"/>
+        </w:rPr>
+        <w:t>{%p endif %}</w:t>
       </w:r>
     </w:p>
     <w:tbl>
